--- a/templates/Worker Roster Template.docx
+++ b/templates/Worker Roster Template.docx
@@ -709,7 +709,7 @@
       </w:tr>
       <w:tr>
         <w:trPr>
-          <w:trHeight w:hRule="exact" w:val="360"/>
+          <w:trHeight w:hRule="exact" w:val="433"/>
         </w:trPr>
         <w:tc>
           <w:tcPr>
@@ -806,8 +806,8 @@
                 <w:rFonts w:ascii="Arial" w:hAnsi="Arial" w:cs="Arial"/>
                 <w:b/>
                 <w:bCs/>
-                <w:sz w:val="18"/>
-                <w:szCs w:val="18"/>
+                <w:sz w:val="16"/>
+                <w:szCs w:val="16"/>
               </w:rPr>
               <w:t>{mark2}</w:t>
             </w:r>
@@ -835,8 +835,8 @@
                 <w:rFonts w:ascii="Arial" w:hAnsi="Arial" w:cs="Arial"/>
                 <w:b/>
                 <w:bCs/>
-                <w:sz w:val="18"/>
-                <w:szCs w:val="18"/>
+                <w:sz w:val="16"/>
+                <w:szCs w:val="16"/>
               </w:rPr>
               <w:t>{mark3}</w:t>
             </w:r>
@@ -864,8 +864,8 @@
                 <w:rFonts w:ascii="Arial" w:hAnsi="Arial" w:cs="Arial"/>
                 <w:b/>
                 <w:bCs/>
-                <w:sz w:val="18"/>
-                <w:szCs w:val="18"/>
+                <w:sz w:val="16"/>
+                <w:szCs w:val="16"/>
               </w:rPr>
               <w:t>{mark4}</w:t>
             </w:r>
@@ -893,8 +893,8 @@
                 <w:rFonts w:ascii="Arial" w:hAnsi="Arial" w:cs="Arial"/>
                 <w:b/>
                 <w:bCs/>
-                <w:sz w:val="18"/>
-                <w:szCs w:val="18"/>
+                <w:sz w:val="16"/>
+                <w:szCs w:val="16"/>
               </w:rPr>
               <w:t>{mark5}</w:t>
             </w:r>
@@ -922,8 +922,8 @@
                 <w:rFonts w:ascii="Arial" w:hAnsi="Arial" w:cs="Arial"/>
                 <w:b/>
                 <w:bCs/>
-                <w:sz w:val="18"/>
-                <w:szCs w:val="18"/>
+                <w:sz w:val="16"/>
+                <w:szCs w:val="16"/>
               </w:rPr>
               <w:t>{mark6}</w:t>
             </w:r>
@@ -951,8 +951,8 @@
                 <w:rFonts w:ascii="Arial" w:hAnsi="Arial" w:cs="Arial"/>
                 <w:b/>
                 <w:bCs/>
-                <w:sz w:val="18"/>
-                <w:szCs w:val="18"/>
+                <w:sz w:val="16"/>
+                <w:szCs w:val="16"/>
               </w:rPr>
               <w:t>{mark7}</w:t>
             </w:r>
@@ -980,8 +980,8 @@
                 <w:rFonts w:ascii="Arial" w:hAnsi="Arial" w:cs="Arial"/>
                 <w:b/>
                 <w:bCs/>
-                <w:sz w:val="18"/>
-                <w:szCs w:val="18"/>
+                <w:sz w:val="16"/>
+                <w:szCs w:val="16"/>
               </w:rPr>
               <w:t>{mark8}</w:t>
             </w:r>
@@ -1009,8 +1009,8 @@
                 <w:rFonts w:ascii="Arial" w:hAnsi="Arial" w:cs="Arial"/>
                 <w:b/>
                 <w:bCs/>
-                <w:sz w:val="18"/>
-                <w:szCs w:val="18"/>
+                <w:sz w:val="16"/>
+                <w:szCs w:val="16"/>
               </w:rPr>
               <w:t>{mark9}</w:t>
             </w:r>
@@ -1038,8 +1038,8 @@
                 <w:rFonts w:ascii="Arial" w:hAnsi="Arial" w:cs="Arial"/>
                 <w:b/>
                 <w:bCs/>
-                <w:sz w:val="18"/>
-                <w:szCs w:val="18"/>
+                <w:sz w:val="16"/>
+                <w:szCs w:val="16"/>
               </w:rPr>
               <w:t>{mark10}</w:t>
             </w:r>
@@ -1064,8 +1064,8 @@
               <w:rPr>
                 <w:rStyle w:val="HTMLCode"/>
                 <w:rFonts w:ascii="Arial" w:eastAsiaTheme="minorHAnsi" w:hAnsi="Arial" w:cs="Arial"/>
-                <w:sz w:val="18"/>
-                <w:szCs w:val="18"/>
+                <w:sz w:val="16"/>
+                <w:szCs w:val="16"/>
               </w:rPr>
               <w:t>{</w:t>
             </w:r>
@@ -1074,8 +1074,8 @@
               <w:rPr>
                 <w:rStyle w:val="HTMLCode"/>
                 <w:rFonts w:ascii="Arial" w:eastAsiaTheme="minorHAnsi" w:hAnsi="Arial" w:cs="Arial"/>
-                <w:sz w:val="18"/>
-                <w:szCs w:val="18"/>
+                <w:sz w:val="16"/>
+                <w:szCs w:val="16"/>
               </w:rPr>
               <w:t>aheraEx</w:t>
             </w:r>
@@ -1083,8 +1083,8 @@
               <w:rPr>
                 <w:rStyle w:val="HTMLCode"/>
                 <w:rFonts w:ascii="Arial" w:eastAsiaTheme="minorHAnsi" w:hAnsi="Arial" w:cs="Arial"/>
-                <w:sz w:val="18"/>
-                <w:szCs w:val="18"/>
+                <w:sz w:val="16"/>
+                <w:szCs w:val="16"/>
               </w:rPr>
               <w:t>p</w:t>
             </w:r>
@@ -1093,8 +1093,8 @@
               <w:rPr>
                 <w:rStyle w:val="HTMLCode"/>
                 <w:rFonts w:ascii="Arial" w:eastAsiaTheme="minorHAnsi" w:hAnsi="Arial" w:cs="Arial"/>
-                <w:sz w:val="18"/>
-                <w:szCs w:val="18"/>
+                <w:sz w:val="16"/>
+                <w:szCs w:val="16"/>
               </w:rPr>
               <w:t>}</w:t>
             </w:r>
@@ -1102,9 +1102,18 @@
               <w:rPr>
                 <w:rStyle w:val="HTMLCode"/>
                 <w:rFonts w:ascii="Arial" w:eastAsiaTheme="minorHAnsi" w:hAnsi="Arial" w:cs="Arial"/>
+                <w:sz w:val="16"/>
+                <w:szCs w:val="16"/>
+              </w:rPr>
+              <w:t xml:space="preserve"> </w:t>
+            </w:r>
+            <w:r>
+              <w:rPr>
+                <w:rStyle w:val="HTMLCode"/>
+                <w:rFonts w:ascii="Arial" w:eastAsiaTheme="minorHAnsi" w:hAnsi="Arial" w:cs="Arial"/>
                 <w:color w:val="EE0000"/>
-                <w:sz w:val="18"/>
-                <w:szCs w:val="18"/>
+                <w:sz w:val="16"/>
+                <w:szCs w:val="16"/>
               </w:rPr>
               <w:t>{</w:t>
             </w:r>
@@ -1114,8 +1123,8 @@
                 <w:rStyle w:val="HTMLCode"/>
                 <w:rFonts w:ascii="Arial" w:eastAsiaTheme="minorHAnsi" w:hAnsi="Arial" w:cs="Arial"/>
                 <w:color w:val="EE0000"/>
-                <w:sz w:val="18"/>
-                <w:szCs w:val="18"/>
+                <w:sz w:val="16"/>
+                <w:szCs w:val="16"/>
               </w:rPr>
               <w:t>aheraExpired</w:t>
             </w:r>
@@ -1125,8 +1134,8 @@
                 <w:rStyle w:val="HTMLCode"/>
                 <w:rFonts w:ascii="Arial" w:eastAsiaTheme="minorHAnsi" w:hAnsi="Arial" w:cs="Arial"/>
                 <w:color w:val="EE0000"/>
-                <w:sz w:val="18"/>
-                <w:szCs w:val="18"/>
+                <w:sz w:val="16"/>
+                <w:szCs w:val="16"/>
               </w:rPr>
               <w:t>}</w:t>
             </w:r>
@@ -1151,8 +1160,8 @@
               <w:rPr>
                 <w:rStyle w:val="HTMLCode"/>
                 <w:rFonts w:ascii="Arial" w:eastAsiaTheme="minorHAnsi" w:hAnsi="Arial" w:cs="Arial"/>
-                <w:sz w:val="18"/>
-                <w:szCs w:val="18"/>
+                <w:sz w:val="16"/>
+                <w:szCs w:val="16"/>
               </w:rPr>
               <w:t>{</w:t>
             </w:r>
@@ -1161,8 +1170,8 @@
               <w:rPr>
                 <w:rStyle w:val="HTMLCode"/>
                 <w:rFonts w:ascii="Arial" w:eastAsiaTheme="minorHAnsi" w:hAnsi="Arial" w:cs="Arial"/>
-                <w:sz w:val="18"/>
-                <w:szCs w:val="18"/>
+                <w:sz w:val="16"/>
+                <w:szCs w:val="16"/>
               </w:rPr>
               <w:t>sOrW</w:t>
             </w:r>
@@ -1171,8 +1180,8 @@
               <w:rPr>
                 <w:rStyle w:val="HTMLCode"/>
                 <w:rFonts w:ascii="Arial" w:eastAsiaTheme="minorHAnsi" w:hAnsi="Arial" w:cs="Arial"/>
-                <w:sz w:val="18"/>
-                <w:szCs w:val="18"/>
+                <w:sz w:val="16"/>
+                <w:szCs w:val="16"/>
               </w:rPr>
               <w:t>}</w:t>
             </w:r>
@@ -1197,8 +1206,8 @@
               <w:rPr>
                 <w:rStyle w:val="HTMLCode"/>
                 <w:rFonts w:ascii="Arial" w:eastAsiaTheme="minorHAnsi" w:hAnsi="Arial" w:cs="Arial"/>
-                <w:sz w:val="18"/>
-                <w:szCs w:val="18"/>
+                <w:sz w:val="16"/>
+                <w:szCs w:val="16"/>
               </w:rPr>
               <w:t>{</w:t>
             </w:r>
@@ -1207,8 +1216,8 @@
               <w:rPr>
                 <w:rStyle w:val="HTMLCode"/>
                 <w:rFonts w:ascii="Arial" w:eastAsiaTheme="minorHAnsi" w:hAnsi="Arial" w:cs="Arial"/>
-                <w:sz w:val="18"/>
-                <w:szCs w:val="18"/>
+                <w:sz w:val="16"/>
+                <w:szCs w:val="16"/>
               </w:rPr>
               <w:t>medicalExp</w:t>
             </w:r>
@@ -1217,8 +1226,8 @@
               <w:rPr>
                 <w:rStyle w:val="HTMLCode"/>
                 <w:rFonts w:ascii="Arial" w:eastAsiaTheme="minorHAnsi" w:hAnsi="Arial" w:cs="Arial"/>
-                <w:sz w:val="18"/>
-                <w:szCs w:val="18"/>
+                <w:sz w:val="16"/>
+                <w:szCs w:val="16"/>
               </w:rPr>
               <w:t>}</w:t>
             </w:r>
@@ -1226,9 +1235,18 @@
               <w:rPr>
                 <w:rStyle w:val="HTMLCode"/>
                 <w:rFonts w:ascii="Arial" w:eastAsiaTheme="minorHAnsi" w:hAnsi="Arial" w:cs="Arial"/>
+                <w:sz w:val="16"/>
+                <w:szCs w:val="16"/>
+              </w:rPr>
+              <w:t xml:space="preserve"> </w:t>
+            </w:r>
+            <w:r>
+              <w:rPr>
+                <w:rStyle w:val="HTMLCode"/>
+                <w:rFonts w:ascii="Arial" w:eastAsiaTheme="minorHAnsi" w:hAnsi="Arial" w:cs="Arial"/>
                 <w:color w:val="EE0000"/>
-                <w:sz w:val="18"/>
-                <w:szCs w:val="18"/>
+                <w:sz w:val="16"/>
+                <w:szCs w:val="16"/>
               </w:rPr>
               <w:t>{</w:t>
             </w:r>
@@ -1238,8 +1256,8 @@
                 <w:rStyle w:val="HTMLCode"/>
                 <w:rFonts w:ascii="Arial" w:eastAsiaTheme="minorHAnsi" w:hAnsi="Arial" w:cs="Arial"/>
                 <w:color w:val="EE0000"/>
-                <w:sz w:val="18"/>
-                <w:szCs w:val="18"/>
+                <w:sz w:val="16"/>
+                <w:szCs w:val="16"/>
               </w:rPr>
               <w:t>medicalExpired</w:t>
             </w:r>
@@ -1249,8 +1267,8 @@
                 <w:rStyle w:val="HTMLCode"/>
                 <w:rFonts w:ascii="Arial" w:eastAsiaTheme="minorHAnsi" w:hAnsi="Arial" w:cs="Arial"/>
                 <w:color w:val="EE0000"/>
-                <w:sz w:val="18"/>
-                <w:szCs w:val="18"/>
+                <w:sz w:val="16"/>
+                <w:szCs w:val="16"/>
               </w:rPr>
               <w:t>}</w:t>
             </w:r>
@@ -1275,8 +1293,8 @@
               <w:rPr>
                 <w:rStyle w:val="HTMLCode"/>
                 <w:rFonts w:ascii="Arial" w:eastAsiaTheme="minorHAnsi" w:hAnsi="Arial" w:cs="Arial"/>
-                <w:sz w:val="18"/>
-                <w:szCs w:val="18"/>
+                <w:sz w:val="16"/>
+                <w:szCs w:val="16"/>
               </w:rPr>
               <w:t>{</w:t>
             </w:r>
@@ -1285,8 +1303,8 @@
               <w:rPr>
                 <w:rStyle w:val="HTMLCode"/>
                 <w:rFonts w:ascii="Arial" w:eastAsiaTheme="minorHAnsi" w:hAnsi="Arial" w:cs="Arial"/>
-                <w:sz w:val="18"/>
-                <w:szCs w:val="18"/>
+                <w:sz w:val="16"/>
+                <w:szCs w:val="16"/>
               </w:rPr>
               <w:t>respiratorExp</w:t>
             </w:r>
@@ -1295,8 +1313,8 @@
               <w:rPr>
                 <w:rStyle w:val="HTMLCode"/>
                 <w:rFonts w:ascii="Arial" w:eastAsiaTheme="minorHAnsi" w:hAnsi="Arial" w:cs="Arial"/>
-                <w:sz w:val="18"/>
-                <w:szCs w:val="18"/>
+                <w:sz w:val="16"/>
+                <w:szCs w:val="16"/>
               </w:rPr>
               <w:t>}</w:t>
             </w:r>
@@ -1304,9 +1322,18 @@
               <w:rPr>
                 <w:rStyle w:val="HTMLCode"/>
                 <w:rFonts w:ascii="Arial" w:eastAsiaTheme="minorHAnsi" w:hAnsi="Arial" w:cs="Arial"/>
+                <w:sz w:val="16"/>
+                <w:szCs w:val="16"/>
+              </w:rPr>
+              <w:t xml:space="preserve"> </w:t>
+            </w:r>
+            <w:r>
+              <w:rPr>
+                <w:rStyle w:val="HTMLCode"/>
+                <w:rFonts w:ascii="Arial" w:eastAsiaTheme="minorHAnsi" w:hAnsi="Arial" w:cs="Arial"/>
                 <w:color w:val="EE0000"/>
-                <w:sz w:val="18"/>
-                <w:szCs w:val="18"/>
+                <w:sz w:val="16"/>
+                <w:szCs w:val="16"/>
               </w:rPr>
               <w:t>{</w:t>
             </w:r>
@@ -1316,8 +1343,8 @@
                 <w:rStyle w:val="HTMLCode"/>
                 <w:rFonts w:ascii="Arial" w:eastAsiaTheme="minorHAnsi" w:hAnsi="Arial" w:cs="Arial"/>
                 <w:color w:val="EE0000"/>
-                <w:sz w:val="18"/>
-                <w:szCs w:val="18"/>
+                <w:sz w:val="16"/>
+                <w:szCs w:val="16"/>
               </w:rPr>
               <w:t>respiratorExpired</w:t>
             </w:r>
@@ -1327,8 +1354,8 @@
                 <w:rStyle w:val="HTMLCode"/>
                 <w:rFonts w:ascii="Arial" w:eastAsiaTheme="minorHAnsi" w:hAnsi="Arial" w:cs="Arial"/>
                 <w:color w:val="EE0000"/>
-                <w:sz w:val="18"/>
-                <w:szCs w:val="18"/>
+                <w:sz w:val="16"/>
+                <w:szCs w:val="16"/>
               </w:rPr>
               <w:t>}</w:t>
             </w:r>
@@ -1353,8 +1380,8 @@
               <w:rPr>
                 <w:rStyle w:val="HTMLCode"/>
                 <w:rFonts w:ascii="Arial" w:eastAsiaTheme="minorHAnsi" w:hAnsi="Arial" w:cs="Arial"/>
-                <w:sz w:val="18"/>
-                <w:szCs w:val="18"/>
+                <w:sz w:val="16"/>
+                <w:szCs w:val="16"/>
               </w:rPr>
               <w:t>{</w:t>
             </w:r>
@@ -1363,8 +1390,8 @@
               <w:rPr>
                 <w:rStyle w:val="HTMLCode"/>
                 <w:rFonts w:ascii="Arial" w:eastAsiaTheme="minorHAnsi" w:hAnsi="Arial" w:cs="Arial"/>
-                <w:sz w:val="18"/>
-                <w:szCs w:val="18"/>
+                <w:sz w:val="16"/>
+                <w:szCs w:val="16"/>
               </w:rPr>
               <w:t>leadExp</w:t>
             </w:r>
@@ -1373,8 +1400,8 @@
               <w:rPr>
                 <w:rStyle w:val="HTMLCode"/>
                 <w:rFonts w:ascii="Arial" w:eastAsiaTheme="minorHAnsi" w:hAnsi="Arial" w:cs="Arial"/>
-                <w:sz w:val="18"/>
-                <w:szCs w:val="18"/>
+                <w:sz w:val="16"/>
+                <w:szCs w:val="16"/>
               </w:rPr>
               <w:t>}</w:t>
             </w:r>
@@ -1382,9 +1409,18 @@
               <w:rPr>
                 <w:rStyle w:val="HTMLCode"/>
                 <w:rFonts w:ascii="Arial" w:eastAsiaTheme="minorHAnsi" w:hAnsi="Arial" w:cs="Arial"/>
+                <w:sz w:val="16"/>
+                <w:szCs w:val="16"/>
+              </w:rPr>
+              <w:t xml:space="preserve"> </w:t>
+            </w:r>
+            <w:r>
+              <w:rPr>
+                <w:rStyle w:val="HTMLCode"/>
+                <w:rFonts w:ascii="Arial" w:eastAsiaTheme="minorHAnsi" w:hAnsi="Arial" w:cs="Arial"/>
                 <w:color w:val="EE0000"/>
-                <w:sz w:val="18"/>
-                <w:szCs w:val="18"/>
+                <w:sz w:val="16"/>
+                <w:szCs w:val="16"/>
               </w:rPr>
               <w:t>{</w:t>
             </w:r>
@@ -1394,8 +1430,8 @@
                 <w:rStyle w:val="HTMLCode"/>
                 <w:rFonts w:ascii="Arial" w:eastAsiaTheme="minorHAnsi" w:hAnsi="Arial" w:cs="Arial"/>
                 <w:color w:val="EE0000"/>
-                <w:sz w:val="18"/>
-                <w:szCs w:val="18"/>
+                <w:sz w:val="16"/>
+                <w:szCs w:val="16"/>
               </w:rPr>
               <w:t>leadExpired</w:t>
             </w:r>
@@ -1405,8 +1441,8 @@
                 <w:rStyle w:val="HTMLCode"/>
                 <w:rFonts w:ascii="Arial" w:eastAsiaTheme="minorHAnsi" w:hAnsi="Arial" w:cs="Arial"/>
                 <w:color w:val="EE0000"/>
-                <w:sz w:val="18"/>
-                <w:szCs w:val="18"/>
+                <w:sz w:val="16"/>
+                <w:szCs w:val="16"/>
               </w:rPr>
               <w:t>}</w:t>
             </w:r>
@@ -1432,8 +1468,8 @@
               <w:rPr>
                 <w:rStyle w:val="HTMLCode"/>
                 <w:rFonts w:ascii="Arial" w:eastAsiaTheme="minorHAnsi" w:hAnsi="Arial" w:cs="Arial"/>
-                <w:sz w:val="18"/>
-                <w:szCs w:val="18"/>
+                <w:sz w:val="16"/>
+                <w:szCs w:val="16"/>
               </w:rPr>
               <w:t>{</w:t>
             </w:r>
@@ -1442,8 +1478,8 @@
               <w:rPr>
                 <w:rStyle w:val="HTMLCode"/>
                 <w:rFonts w:ascii="Arial" w:eastAsiaTheme="minorHAnsi" w:hAnsi="Arial" w:cs="Arial"/>
-                <w:sz w:val="18"/>
-                <w:szCs w:val="18"/>
+                <w:sz w:val="16"/>
+                <w:szCs w:val="16"/>
               </w:rPr>
               <w:t>leadMedEx</w:t>
             </w:r>
@@ -1451,8 +1487,8 @@
               <w:rPr>
                 <w:rStyle w:val="HTMLCode"/>
                 <w:rFonts w:ascii="Arial" w:eastAsiaTheme="minorHAnsi" w:hAnsi="Arial" w:cs="Arial"/>
-                <w:sz w:val="18"/>
-                <w:szCs w:val="18"/>
+                <w:sz w:val="16"/>
+                <w:szCs w:val="16"/>
               </w:rPr>
               <w:t>p</w:t>
             </w:r>
@@ -1461,8 +1497,8 @@
               <w:rPr>
                 <w:rStyle w:val="HTMLCode"/>
                 <w:rFonts w:ascii="Arial" w:eastAsiaTheme="minorHAnsi" w:hAnsi="Arial" w:cs="Arial"/>
-                <w:sz w:val="18"/>
-                <w:szCs w:val="18"/>
+                <w:sz w:val="16"/>
+                <w:szCs w:val="16"/>
               </w:rPr>
               <w:t>}</w:t>
             </w:r>
@@ -1470,9 +1506,18 @@
               <w:rPr>
                 <w:rStyle w:val="HTMLCode"/>
                 <w:rFonts w:ascii="Arial" w:eastAsiaTheme="minorHAnsi" w:hAnsi="Arial" w:cs="Arial"/>
+                <w:sz w:val="16"/>
+                <w:szCs w:val="16"/>
+              </w:rPr>
+              <w:t xml:space="preserve"> </w:t>
+            </w:r>
+            <w:r>
+              <w:rPr>
+                <w:rStyle w:val="HTMLCode"/>
+                <w:rFonts w:ascii="Arial" w:eastAsiaTheme="minorHAnsi" w:hAnsi="Arial" w:cs="Arial"/>
                 <w:color w:val="EE0000"/>
-                <w:sz w:val="18"/>
-                <w:szCs w:val="18"/>
+                <w:sz w:val="16"/>
+                <w:szCs w:val="16"/>
               </w:rPr>
               <w:t>{</w:t>
             </w:r>
@@ -1482,8 +1527,8 @@
                 <w:rStyle w:val="HTMLCode"/>
                 <w:rFonts w:ascii="Arial" w:eastAsiaTheme="minorHAnsi" w:hAnsi="Arial" w:cs="Arial"/>
                 <w:color w:val="EE0000"/>
-                <w:sz w:val="18"/>
-                <w:szCs w:val="18"/>
+                <w:sz w:val="16"/>
+                <w:szCs w:val="16"/>
               </w:rPr>
               <w:t>leadMedExpired</w:t>
             </w:r>
@@ -1493,8 +1538,8 @@
                 <w:rStyle w:val="HTMLCode"/>
                 <w:rFonts w:ascii="Arial" w:eastAsiaTheme="minorHAnsi" w:hAnsi="Arial" w:cs="Arial"/>
                 <w:color w:val="EE0000"/>
-                <w:sz w:val="18"/>
-                <w:szCs w:val="18"/>
+                <w:sz w:val="16"/>
+                <w:szCs w:val="16"/>
               </w:rPr>
               <w:t>}</w:t>
             </w:r>
@@ -1502,8 +1547,18 @@
               <w:rPr>
                 <w:rStyle w:val="HTMLCode"/>
                 <w:rFonts w:ascii="Arial" w:eastAsiaTheme="minorHAnsi" w:hAnsi="Arial" w:cs="Arial"/>
-                <w:sz w:val="18"/>
-                <w:szCs w:val="18"/>
+                <w:color w:val="EE0000"/>
+                <w:sz w:val="16"/>
+                <w:szCs w:val="16"/>
+              </w:rPr>
+              <w:t xml:space="preserve"> </w:t>
+            </w:r>
+            <w:r>
+              <w:rPr>
+                <w:rStyle w:val="HTMLCode"/>
+                <w:rFonts w:ascii="Arial" w:eastAsiaTheme="minorHAnsi" w:hAnsi="Arial" w:cs="Arial"/>
+                <w:sz w:val="16"/>
+                <w:szCs w:val="16"/>
               </w:rPr>
               <w:t>{/roster}</w:t>
             </w:r>

--- a/templates/Worker Roster Template.docx
+++ b/templates/Worker Roster Template.docx
@@ -1056,14 +1056,18 @@
               <w:jc w:val="center"/>
               <w:rPr>
                 <w:rFonts w:ascii="Arial" w:hAnsi="Arial" w:cs="Arial"/>
-                <w:sz w:val="16"/>
-                <w:szCs w:val="16"/>
-              </w:rPr>
-            </w:pPr>
-            <w:r>
-              <w:rPr>
-                <w:rStyle w:val="HTMLCode"/>
-                <w:rFonts w:ascii="Arial" w:eastAsiaTheme="minorHAnsi" w:hAnsi="Arial" w:cs="Arial"/>
+                <w:b/>
+                <w:bCs/>
+                <w:sz w:val="16"/>
+                <w:szCs w:val="16"/>
+              </w:rPr>
+            </w:pPr>
+            <w:r>
+              <w:rPr>
+                <w:rStyle w:val="HTMLCode"/>
+                <w:rFonts w:ascii="Arial" w:eastAsiaTheme="minorHAnsi" w:hAnsi="Arial" w:cs="Arial"/>
+                <w:b/>
+                <w:bCs/>
                 <w:sz w:val="16"/>
                 <w:szCs w:val="16"/>
               </w:rPr>
@@ -1074,6 +1078,8 @@
               <w:rPr>
                 <w:rStyle w:val="HTMLCode"/>
                 <w:rFonts w:ascii="Arial" w:eastAsiaTheme="minorHAnsi" w:hAnsi="Arial" w:cs="Arial"/>
+                <w:b/>
+                <w:bCs/>
                 <w:sz w:val="16"/>
                 <w:szCs w:val="16"/>
               </w:rPr>
@@ -1083,6 +1089,8 @@
               <w:rPr>
                 <w:rStyle w:val="HTMLCode"/>
                 <w:rFonts w:ascii="Arial" w:eastAsiaTheme="minorHAnsi" w:hAnsi="Arial" w:cs="Arial"/>
+                <w:b/>
+                <w:bCs/>
                 <w:sz w:val="16"/>
                 <w:szCs w:val="16"/>
               </w:rPr>
@@ -1093,6 +1101,8 @@
               <w:rPr>
                 <w:rStyle w:val="HTMLCode"/>
                 <w:rFonts w:ascii="Arial" w:eastAsiaTheme="minorHAnsi" w:hAnsi="Arial" w:cs="Arial"/>
+                <w:b/>
+                <w:bCs/>
                 <w:sz w:val="16"/>
                 <w:szCs w:val="16"/>
               </w:rPr>
@@ -1102,6 +1112,8 @@
               <w:rPr>
                 <w:rStyle w:val="HTMLCode"/>
                 <w:rFonts w:ascii="Arial" w:eastAsiaTheme="minorHAnsi" w:hAnsi="Arial" w:cs="Arial"/>
+                <w:b/>
+                <w:bCs/>
                 <w:sz w:val="16"/>
                 <w:szCs w:val="16"/>
               </w:rPr>
@@ -1111,6 +1123,8 @@
               <w:rPr>
                 <w:rStyle w:val="HTMLCode"/>
                 <w:rFonts w:ascii="Arial" w:eastAsiaTheme="minorHAnsi" w:hAnsi="Arial" w:cs="Arial"/>
+                <w:b/>
+                <w:bCs/>
                 <w:color w:val="EE0000"/>
                 <w:sz w:val="16"/>
                 <w:szCs w:val="16"/>
@@ -1122,6 +1136,8 @@
               <w:rPr>
                 <w:rStyle w:val="HTMLCode"/>
                 <w:rFonts w:ascii="Arial" w:eastAsiaTheme="minorHAnsi" w:hAnsi="Arial" w:cs="Arial"/>
+                <w:b/>
+                <w:bCs/>
                 <w:color w:val="EE0000"/>
                 <w:sz w:val="16"/>
                 <w:szCs w:val="16"/>
@@ -1133,6 +1149,8 @@
               <w:rPr>
                 <w:rStyle w:val="HTMLCode"/>
                 <w:rFonts w:ascii="Arial" w:eastAsiaTheme="minorHAnsi" w:hAnsi="Arial" w:cs="Arial"/>
+                <w:b/>
+                <w:bCs/>
                 <w:color w:val="EE0000"/>
                 <w:sz w:val="16"/>
                 <w:szCs w:val="16"/>
@@ -1152,14 +1170,18 @@
               <w:jc w:val="center"/>
               <w:rPr>
                 <w:rFonts w:ascii="Arial" w:hAnsi="Arial" w:cs="Arial"/>
-                <w:sz w:val="16"/>
-                <w:szCs w:val="16"/>
-              </w:rPr>
-            </w:pPr>
-            <w:r>
-              <w:rPr>
-                <w:rStyle w:val="HTMLCode"/>
-                <w:rFonts w:ascii="Arial" w:eastAsiaTheme="minorHAnsi" w:hAnsi="Arial" w:cs="Arial"/>
+                <w:b/>
+                <w:bCs/>
+                <w:sz w:val="16"/>
+                <w:szCs w:val="16"/>
+              </w:rPr>
+            </w:pPr>
+            <w:r>
+              <w:rPr>
+                <w:rStyle w:val="HTMLCode"/>
+                <w:rFonts w:ascii="Arial" w:eastAsiaTheme="minorHAnsi" w:hAnsi="Arial" w:cs="Arial"/>
+                <w:b/>
+                <w:bCs/>
                 <w:sz w:val="16"/>
                 <w:szCs w:val="16"/>
               </w:rPr>
@@ -1170,6 +1192,8 @@
               <w:rPr>
                 <w:rStyle w:val="HTMLCode"/>
                 <w:rFonts w:ascii="Arial" w:eastAsiaTheme="minorHAnsi" w:hAnsi="Arial" w:cs="Arial"/>
+                <w:b/>
+                <w:bCs/>
                 <w:sz w:val="16"/>
                 <w:szCs w:val="16"/>
               </w:rPr>
@@ -1180,6 +1204,8 @@
               <w:rPr>
                 <w:rStyle w:val="HTMLCode"/>
                 <w:rFonts w:ascii="Arial" w:eastAsiaTheme="minorHAnsi" w:hAnsi="Arial" w:cs="Arial"/>
+                <w:b/>
+                <w:bCs/>
                 <w:sz w:val="16"/>
                 <w:szCs w:val="16"/>
               </w:rPr>
@@ -1198,14 +1224,18 @@
               <w:jc w:val="center"/>
               <w:rPr>
                 <w:rFonts w:ascii="Arial" w:hAnsi="Arial" w:cs="Arial"/>
-                <w:sz w:val="16"/>
-                <w:szCs w:val="16"/>
-              </w:rPr>
-            </w:pPr>
-            <w:r>
-              <w:rPr>
-                <w:rStyle w:val="HTMLCode"/>
-                <w:rFonts w:ascii="Arial" w:eastAsiaTheme="minorHAnsi" w:hAnsi="Arial" w:cs="Arial"/>
+                <w:b/>
+                <w:bCs/>
+                <w:sz w:val="16"/>
+                <w:szCs w:val="16"/>
+              </w:rPr>
+            </w:pPr>
+            <w:r>
+              <w:rPr>
+                <w:rStyle w:val="HTMLCode"/>
+                <w:rFonts w:ascii="Arial" w:eastAsiaTheme="minorHAnsi" w:hAnsi="Arial" w:cs="Arial"/>
+                <w:b/>
+                <w:bCs/>
                 <w:sz w:val="16"/>
                 <w:szCs w:val="16"/>
               </w:rPr>
@@ -1216,6 +1246,8 @@
               <w:rPr>
                 <w:rStyle w:val="HTMLCode"/>
                 <w:rFonts w:ascii="Arial" w:eastAsiaTheme="minorHAnsi" w:hAnsi="Arial" w:cs="Arial"/>
+                <w:b/>
+                <w:bCs/>
                 <w:sz w:val="16"/>
                 <w:szCs w:val="16"/>
               </w:rPr>
@@ -1226,6 +1258,8 @@
               <w:rPr>
                 <w:rStyle w:val="HTMLCode"/>
                 <w:rFonts w:ascii="Arial" w:eastAsiaTheme="minorHAnsi" w:hAnsi="Arial" w:cs="Arial"/>
+                <w:b/>
+                <w:bCs/>
                 <w:sz w:val="16"/>
                 <w:szCs w:val="16"/>
               </w:rPr>
@@ -1235,6 +1269,8 @@
               <w:rPr>
                 <w:rStyle w:val="HTMLCode"/>
                 <w:rFonts w:ascii="Arial" w:eastAsiaTheme="minorHAnsi" w:hAnsi="Arial" w:cs="Arial"/>
+                <w:b/>
+                <w:bCs/>
                 <w:sz w:val="16"/>
                 <w:szCs w:val="16"/>
               </w:rPr>
@@ -1244,6 +1280,8 @@
               <w:rPr>
                 <w:rStyle w:val="HTMLCode"/>
                 <w:rFonts w:ascii="Arial" w:eastAsiaTheme="minorHAnsi" w:hAnsi="Arial" w:cs="Arial"/>
+                <w:b/>
+                <w:bCs/>
                 <w:color w:val="EE0000"/>
                 <w:sz w:val="16"/>
                 <w:szCs w:val="16"/>
@@ -1255,6 +1293,8 @@
               <w:rPr>
                 <w:rStyle w:val="HTMLCode"/>
                 <w:rFonts w:ascii="Arial" w:eastAsiaTheme="minorHAnsi" w:hAnsi="Arial" w:cs="Arial"/>
+                <w:b/>
+                <w:bCs/>
                 <w:color w:val="EE0000"/>
                 <w:sz w:val="16"/>
                 <w:szCs w:val="16"/>
@@ -1266,6 +1306,8 @@
               <w:rPr>
                 <w:rStyle w:val="HTMLCode"/>
                 <w:rFonts w:ascii="Arial" w:eastAsiaTheme="minorHAnsi" w:hAnsi="Arial" w:cs="Arial"/>
+                <w:b/>
+                <w:bCs/>
                 <w:color w:val="EE0000"/>
                 <w:sz w:val="16"/>
                 <w:szCs w:val="16"/>
@@ -1285,14 +1327,18 @@
               <w:jc w:val="center"/>
               <w:rPr>
                 <w:rFonts w:ascii="Arial" w:hAnsi="Arial" w:cs="Arial"/>
-                <w:sz w:val="16"/>
-                <w:szCs w:val="16"/>
-              </w:rPr>
-            </w:pPr>
-            <w:r>
-              <w:rPr>
-                <w:rStyle w:val="HTMLCode"/>
-                <w:rFonts w:ascii="Arial" w:eastAsiaTheme="minorHAnsi" w:hAnsi="Arial" w:cs="Arial"/>
+                <w:b/>
+                <w:bCs/>
+                <w:sz w:val="16"/>
+                <w:szCs w:val="16"/>
+              </w:rPr>
+            </w:pPr>
+            <w:r>
+              <w:rPr>
+                <w:rStyle w:val="HTMLCode"/>
+                <w:rFonts w:ascii="Arial" w:eastAsiaTheme="minorHAnsi" w:hAnsi="Arial" w:cs="Arial"/>
+                <w:b/>
+                <w:bCs/>
                 <w:sz w:val="16"/>
                 <w:szCs w:val="16"/>
               </w:rPr>
@@ -1303,6 +1349,8 @@
               <w:rPr>
                 <w:rStyle w:val="HTMLCode"/>
                 <w:rFonts w:ascii="Arial" w:eastAsiaTheme="minorHAnsi" w:hAnsi="Arial" w:cs="Arial"/>
+                <w:b/>
+                <w:bCs/>
                 <w:sz w:val="16"/>
                 <w:szCs w:val="16"/>
               </w:rPr>
@@ -1313,6 +1361,8 @@
               <w:rPr>
                 <w:rStyle w:val="HTMLCode"/>
                 <w:rFonts w:ascii="Arial" w:eastAsiaTheme="minorHAnsi" w:hAnsi="Arial" w:cs="Arial"/>
+                <w:b/>
+                <w:bCs/>
                 <w:sz w:val="16"/>
                 <w:szCs w:val="16"/>
               </w:rPr>
@@ -1322,6 +1372,8 @@
               <w:rPr>
                 <w:rStyle w:val="HTMLCode"/>
                 <w:rFonts w:ascii="Arial" w:eastAsiaTheme="minorHAnsi" w:hAnsi="Arial" w:cs="Arial"/>
+                <w:b/>
+                <w:bCs/>
                 <w:sz w:val="16"/>
                 <w:szCs w:val="16"/>
               </w:rPr>
@@ -1331,6 +1383,8 @@
               <w:rPr>
                 <w:rStyle w:val="HTMLCode"/>
                 <w:rFonts w:ascii="Arial" w:eastAsiaTheme="minorHAnsi" w:hAnsi="Arial" w:cs="Arial"/>
+                <w:b/>
+                <w:bCs/>
                 <w:color w:val="EE0000"/>
                 <w:sz w:val="16"/>
                 <w:szCs w:val="16"/>
@@ -1342,6 +1396,8 @@
               <w:rPr>
                 <w:rStyle w:val="HTMLCode"/>
                 <w:rFonts w:ascii="Arial" w:eastAsiaTheme="minorHAnsi" w:hAnsi="Arial" w:cs="Arial"/>
+                <w:b/>
+                <w:bCs/>
                 <w:color w:val="EE0000"/>
                 <w:sz w:val="16"/>
                 <w:szCs w:val="16"/>
@@ -1353,6 +1409,8 @@
               <w:rPr>
                 <w:rStyle w:val="HTMLCode"/>
                 <w:rFonts w:ascii="Arial" w:eastAsiaTheme="minorHAnsi" w:hAnsi="Arial" w:cs="Arial"/>
+                <w:b/>
+                <w:bCs/>
                 <w:color w:val="EE0000"/>
                 <w:sz w:val="16"/>
                 <w:szCs w:val="16"/>
@@ -1372,14 +1430,18 @@
               <w:jc w:val="center"/>
               <w:rPr>
                 <w:rFonts w:ascii="Arial" w:hAnsi="Arial" w:cs="Arial"/>
-                <w:sz w:val="16"/>
-                <w:szCs w:val="16"/>
-              </w:rPr>
-            </w:pPr>
-            <w:r>
-              <w:rPr>
-                <w:rStyle w:val="HTMLCode"/>
-                <w:rFonts w:ascii="Arial" w:eastAsiaTheme="minorHAnsi" w:hAnsi="Arial" w:cs="Arial"/>
+                <w:b/>
+                <w:bCs/>
+                <w:sz w:val="16"/>
+                <w:szCs w:val="16"/>
+              </w:rPr>
+            </w:pPr>
+            <w:r>
+              <w:rPr>
+                <w:rStyle w:val="HTMLCode"/>
+                <w:rFonts w:ascii="Arial" w:eastAsiaTheme="minorHAnsi" w:hAnsi="Arial" w:cs="Arial"/>
+                <w:b/>
+                <w:bCs/>
                 <w:sz w:val="16"/>
                 <w:szCs w:val="16"/>
               </w:rPr>
@@ -1390,6 +1452,8 @@
               <w:rPr>
                 <w:rStyle w:val="HTMLCode"/>
                 <w:rFonts w:ascii="Arial" w:eastAsiaTheme="minorHAnsi" w:hAnsi="Arial" w:cs="Arial"/>
+                <w:b/>
+                <w:bCs/>
                 <w:sz w:val="16"/>
                 <w:szCs w:val="16"/>
               </w:rPr>
@@ -1400,6 +1464,8 @@
               <w:rPr>
                 <w:rStyle w:val="HTMLCode"/>
                 <w:rFonts w:ascii="Arial" w:eastAsiaTheme="minorHAnsi" w:hAnsi="Arial" w:cs="Arial"/>
+                <w:b/>
+                <w:bCs/>
                 <w:sz w:val="16"/>
                 <w:szCs w:val="16"/>
               </w:rPr>
@@ -1409,6 +1475,8 @@
               <w:rPr>
                 <w:rStyle w:val="HTMLCode"/>
                 <w:rFonts w:ascii="Arial" w:eastAsiaTheme="minorHAnsi" w:hAnsi="Arial" w:cs="Arial"/>
+                <w:b/>
+                <w:bCs/>
                 <w:sz w:val="16"/>
                 <w:szCs w:val="16"/>
               </w:rPr>
@@ -1418,6 +1486,8 @@
               <w:rPr>
                 <w:rStyle w:val="HTMLCode"/>
                 <w:rFonts w:ascii="Arial" w:eastAsiaTheme="minorHAnsi" w:hAnsi="Arial" w:cs="Arial"/>
+                <w:b/>
+                <w:bCs/>
                 <w:color w:val="EE0000"/>
                 <w:sz w:val="16"/>
                 <w:szCs w:val="16"/>
@@ -1429,6 +1499,8 @@
               <w:rPr>
                 <w:rStyle w:val="HTMLCode"/>
                 <w:rFonts w:ascii="Arial" w:eastAsiaTheme="minorHAnsi" w:hAnsi="Arial" w:cs="Arial"/>
+                <w:b/>
+                <w:bCs/>
                 <w:color w:val="EE0000"/>
                 <w:sz w:val="16"/>
                 <w:szCs w:val="16"/>
@@ -1440,6 +1512,8 @@
               <w:rPr>
                 <w:rStyle w:val="HTMLCode"/>
                 <w:rFonts w:ascii="Arial" w:eastAsiaTheme="minorHAnsi" w:hAnsi="Arial" w:cs="Arial"/>
+                <w:b/>
+                <w:bCs/>
                 <w:color w:val="EE0000"/>
                 <w:sz w:val="16"/>
                 <w:szCs w:val="16"/>
@@ -1459,6 +1533,8 @@
               <w:jc w:val="center"/>
               <w:rPr>
                 <w:rFonts w:ascii="Arial" w:hAnsi="Arial" w:cs="Arial"/>
+                <w:b/>
+                <w:bCs/>
                 <w:color w:val="EE0000"/>
                 <w:sz w:val="16"/>
                 <w:szCs w:val="16"/>
@@ -1468,6 +1544,8 @@
               <w:rPr>
                 <w:rStyle w:val="HTMLCode"/>
                 <w:rFonts w:ascii="Arial" w:eastAsiaTheme="minorHAnsi" w:hAnsi="Arial" w:cs="Arial"/>
+                <w:b/>
+                <w:bCs/>
                 <w:sz w:val="16"/>
                 <w:szCs w:val="16"/>
               </w:rPr>
@@ -1478,6 +1556,8 @@
               <w:rPr>
                 <w:rStyle w:val="HTMLCode"/>
                 <w:rFonts w:ascii="Arial" w:eastAsiaTheme="minorHAnsi" w:hAnsi="Arial" w:cs="Arial"/>
+                <w:b/>
+                <w:bCs/>
                 <w:sz w:val="16"/>
                 <w:szCs w:val="16"/>
               </w:rPr>
@@ -1487,6 +1567,8 @@
               <w:rPr>
                 <w:rStyle w:val="HTMLCode"/>
                 <w:rFonts w:ascii="Arial" w:eastAsiaTheme="minorHAnsi" w:hAnsi="Arial" w:cs="Arial"/>
+                <w:b/>
+                <w:bCs/>
                 <w:sz w:val="16"/>
                 <w:szCs w:val="16"/>
               </w:rPr>
@@ -1497,6 +1579,8 @@
               <w:rPr>
                 <w:rStyle w:val="HTMLCode"/>
                 <w:rFonts w:ascii="Arial" w:eastAsiaTheme="minorHAnsi" w:hAnsi="Arial" w:cs="Arial"/>
+                <w:b/>
+                <w:bCs/>
                 <w:sz w:val="16"/>
                 <w:szCs w:val="16"/>
               </w:rPr>
@@ -1506,6 +1590,8 @@
               <w:rPr>
                 <w:rStyle w:val="HTMLCode"/>
                 <w:rFonts w:ascii="Arial" w:eastAsiaTheme="minorHAnsi" w:hAnsi="Arial" w:cs="Arial"/>
+                <w:b/>
+                <w:bCs/>
                 <w:sz w:val="16"/>
                 <w:szCs w:val="16"/>
               </w:rPr>
@@ -1515,6 +1601,8 @@
               <w:rPr>
                 <w:rStyle w:val="HTMLCode"/>
                 <w:rFonts w:ascii="Arial" w:eastAsiaTheme="minorHAnsi" w:hAnsi="Arial" w:cs="Arial"/>
+                <w:b/>
+                <w:bCs/>
                 <w:color w:val="EE0000"/>
                 <w:sz w:val="16"/>
                 <w:szCs w:val="16"/>
@@ -1526,6 +1614,8 @@
               <w:rPr>
                 <w:rStyle w:val="HTMLCode"/>
                 <w:rFonts w:ascii="Arial" w:eastAsiaTheme="minorHAnsi" w:hAnsi="Arial" w:cs="Arial"/>
+                <w:b/>
+                <w:bCs/>
                 <w:color w:val="EE0000"/>
                 <w:sz w:val="16"/>
                 <w:szCs w:val="16"/>
@@ -1537,6 +1627,8 @@
               <w:rPr>
                 <w:rStyle w:val="HTMLCode"/>
                 <w:rFonts w:ascii="Arial" w:eastAsiaTheme="minorHAnsi" w:hAnsi="Arial" w:cs="Arial"/>
+                <w:b/>
+                <w:bCs/>
                 <w:color w:val="EE0000"/>
                 <w:sz w:val="16"/>
                 <w:szCs w:val="16"/>
@@ -1547,6 +1639,8 @@
               <w:rPr>
                 <w:rStyle w:val="HTMLCode"/>
                 <w:rFonts w:ascii="Arial" w:eastAsiaTheme="minorHAnsi" w:hAnsi="Arial" w:cs="Arial"/>
+                <w:b/>
+                <w:bCs/>
                 <w:color w:val="EE0000"/>
                 <w:sz w:val="16"/>
                 <w:szCs w:val="16"/>
@@ -1557,6 +1651,8 @@
               <w:rPr>
                 <w:rStyle w:val="HTMLCode"/>
                 <w:rFonts w:ascii="Arial" w:eastAsiaTheme="minorHAnsi" w:hAnsi="Arial" w:cs="Arial"/>
+                <w:b/>
+                <w:bCs/>
                 <w:sz w:val="16"/>
                 <w:szCs w:val="16"/>
               </w:rPr>
